--- a/students/Agametov A. M/Lab3/ЛР3. ОЦЕНКА ПРОЕКТА.docx
+++ b/students/Agametov A. M/Lab3/ЛР3. ОЦЕНКА ПРОЕКТА.docx
@@ -1044,10 +1044,10 @@
           <w:bCs/>
         </w:rPr>
         <w:drawing>
-          <wp:inline distT="0" distB="0" distL="0" distR="0" wp14:anchorId="7B13AE5E" wp14:editId="22CF1226">
-            <wp:extent cx="5942965" cy="4914265"/>
-            <wp:effectExtent l="0" t="0" r="635" b="635"/>
-            <wp:docPr id="2" name="Рисунок 2"/>
+          <wp:inline distT="0" distB="0" distL="0" distR="0" wp14:anchorId="59E1DD8C" wp14:editId="320F0D5A">
+            <wp:extent cx="5942965" cy="6281420"/>
+            <wp:effectExtent l="0" t="0" r="635" b="5080"/>
+            <wp:docPr id="3" name="Рисунок 3"/>
             <wp:cNvGraphicFramePr>
               <a:graphicFrameLocks xmlns:a="http://schemas.openxmlformats.org/drawingml/2006/main" noChangeAspect="1"/>
             </wp:cNvGraphicFramePr>
@@ -1067,7 +1067,7 @@
                   <pic:spPr>
                     <a:xfrm>
                       <a:off x="0" y="0"/>
-                      <a:ext cx="5942965" cy="4914265"/>
+                      <a:ext cx="5942965" cy="6281420"/>
                     </a:xfrm>
                     <a:prstGeom prst="rect">
                       <a:avLst/>
@@ -1097,10 +1097,10 @@
         </w:rPr>
         <w:lastRenderedPageBreak/>
         <w:drawing>
-          <wp:inline distT="0" distB="0" distL="0" distR="0" wp14:anchorId="45233A2F" wp14:editId="41BDA85D">
-            <wp:extent cx="5942207" cy="4476584"/>
-            <wp:effectExtent l="0" t="0" r="1905" b="635"/>
-            <wp:docPr id="10" name="Рисунок 10"/>
+          <wp:inline distT="0" distB="0" distL="0" distR="0" wp14:anchorId="7480E042" wp14:editId="083F1CA4">
+            <wp:extent cx="5942965" cy="3738880"/>
+            <wp:effectExtent l="0" t="0" r="635" b="0"/>
+            <wp:docPr id="4" name="Рисунок 4"/>
             <wp:cNvGraphicFramePr>
               <a:graphicFrameLocks xmlns:a="http://schemas.openxmlformats.org/drawingml/2006/main" noChangeAspect="1"/>
             </wp:cNvGraphicFramePr>
@@ -1120,7 +1120,7 @@
                   <pic:spPr>
                     <a:xfrm>
                       <a:off x="0" y="0"/>
-                      <a:ext cx="5950193" cy="4482601"/>
+                      <a:ext cx="5942965" cy="3738880"/>
                     </a:xfrm>
                     <a:prstGeom prst="rect">
                       <a:avLst/>
@@ -1160,10 +1160,10 @@
           <w:bCs/>
         </w:rPr>
         <w:drawing>
-          <wp:inline distT="0" distB="0" distL="0" distR="0" wp14:anchorId="389F2C76" wp14:editId="18A0959D">
-            <wp:extent cx="5941060" cy="3991555"/>
-            <wp:effectExtent l="0" t="0" r="2540" b="9525"/>
-            <wp:docPr id="11" name="Рисунок 11"/>
+          <wp:inline distT="0" distB="0" distL="0" distR="0" wp14:anchorId="436D8D95" wp14:editId="3F95904A">
+            <wp:extent cx="5942965" cy="1191260"/>
+            <wp:effectExtent l="0" t="0" r="635" b="8890"/>
+            <wp:docPr id="5" name="Рисунок 5"/>
             <wp:cNvGraphicFramePr>
               <a:graphicFrameLocks xmlns:a="http://schemas.openxmlformats.org/drawingml/2006/main" noChangeAspect="1"/>
             </wp:cNvGraphicFramePr>
@@ -1183,7 +1183,7 @@
                   <pic:spPr>
                     <a:xfrm>
                       <a:off x="0" y="0"/>
-                      <a:ext cx="5953051" cy="3999611"/>
+                      <a:ext cx="5942965" cy="1191260"/>
                     </a:xfrm>
                     <a:prstGeom prst="rect">
                       <a:avLst/>
@@ -1206,17 +1206,27 @@
           <w:bCs/>
         </w:rPr>
       </w:pPr>
-      <w:r>
-        <w:rPr>
-          <w:b/>
-          <w:bCs/>
-        </w:rPr>
-        <w:lastRenderedPageBreak/>
+    </w:p>
+    <w:p>
+      <w:pPr>
+        <w:pStyle w:val="a3"/>
+        <w:spacing w:before="33"/>
+        <w:jc w:val="center"/>
+        <w:rPr>
+          <w:b/>
+          <w:bCs/>
+        </w:rPr>
+      </w:pPr>
+      <w:r>
+        <w:rPr>
+          <w:b/>
+          <w:bCs/>
+        </w:rPr>
         <w:drawing>
-          <wp:inline distT="0" distB="0" distL="0" distR="0" wp14:anchorId="6663406A" wp14:editId="71AD0DD2">
-            <wp:extent cx="5942965" cy="3546281"/>
-            <wp:effectExtent l="0" t="0" r="635" b="0"/>
-            <wp:docPr id="12" name="Рисунок 12"/>
+          <wp:inline distT="0" distB="0" distL="0" distR="0" wp14:anchorId="4FB5B614" wp14:editId="22981AFB">
+            <wp:extent cx="5942965" cy="986790"/>
+            <wp:effectExtent l="0" t="0" r="635" b="3810"/>
+            <wp:docPr id="6" name="Рисунок 6"/>
             <wp:cNvGraphicFramePr>
               <a:graphicFrameLocks xmlns:a="http://schemas.openxmlformats.org/drawingml/2006/main" noChangeAspect="1"/>
             </wp:cNvGraphicFramePr>
@@ -1236,7 +1246,7 @@
                   <pic:spPr>
                     <a:xfrm>
                       <a:off x="0" y="0"/>
-                      <a:ext cx="5949165" cy="3549980"/>
+                      <a:ext cx="5942965" cy="986790"/>
                     </a:xfrm>
                     <a:prstGeom prst="rect">
                       <a:avLst/>
@@ -1276,10 +1286,10 @@
           <w:bCs/>
         </w:rPr>
         <w:drawing>
-          <wp:inline distT="0" distB="0" distL="0" distR="0" wp14:anchorId="3638B473" wp14:editId="0A741F9F">
-            <wp:extent cx="5942965" cy="1343770"/>
-            <wp:effectExtent l="0" t="0" r="635" b="8890"/>
-            <wp:docPr id="13" name="Рисунок 13"/>
+          <wp:inline distT="0" distB="0" distL="0" distR="0" wp14:anchorId="1930122C" wp14:editId="10BF521A">
+            <wp:extent cx="5942965" cy="795020"/>
+            <wp:effectExtent l="0" t="0" r="635" b="5080"/>
+            <wp:docPr id="8" name="Рисунок 8"/>
             <wp:cNvGraphicFramePr>
               <a:graphicFrameLocks xmlns:a="http://schemas.openxmlformats.org/drawingml/2006/main" noChangeAspect="1"/>
             </wp:cNvGraphicFramePr>
@@ -1299,7 +1309,7 @@
                   <pic:spPr>
                     <a:xfrm>
                       <a:off x="0" y="0"/>
-                      <a:ext cx="5952258" cy="1345871"/>
+                      <a:ext cx="5942965" cy="795020"/>
                     </a:xfrm>
                     <a:prstGeom prst="rect">
                       <a:avLst/>
@@ -1333,103 +1343,421 @@
           <w:bCs/>
         </w:rPr>
       </w:pPr>
-    </w:p>
-    <w:p>
-      <w:pPr>
-        <w:pStyle w:val="a3"/>
-        <w:spacing w:before="33"/>
-        <w:jc w:val="center"/>
-        <w:rPr>
-          <w:b/>
-          <w:bCs/>
-        </w:rPr>
-      </w:pPr>
-    </w:p>
-    <w:p>
-      <w:pPr>
-        <w:pStyle w:val="a3"/>
-        <w:spacing w:before="33"/>
-        <w:jc w:val="center"/>
-        <w:rPr>
-          <w:b/>
-          <w:bCs/>
-        </w:rPr>
-      </w:pPr>
-    </w:p>
-    <w:p>
-      <w:pPr>
-        <w:pStyle w:val="a3"/>
-        <w:spacing w:before="33"/>
-        <w:jc w:val="center"/>
-        <w:rPr>
-          <w:b/>
-          <w:bCs/>
-        </w:rPr>
-      </w:pPr>
-    </w:p>
-    <w:p>
-      <w:pPr>
-        <w:pStyle w:val="a3"/>
-        <w:spacing w:before="33"/>
-        <w:jc w:val="center"/>
-        <w:rPr>
-          <w:b/>
-          <w:bCs/>
-        </w:rPr>
-      </w:pPr>
-    </w:p>
-    <w:p>
-      <w:pPr>
-        <w:pStyle w:val="a3"/>
-        <w:spacing w:before="33"/>
-        <w:jc w:val="center"/>
-        <w:rPr>
-          <w:b/>
-          <w:bCs/>
-        </w:rPr>
-      </w:pPr>
-    </w:p>
-    <w:p>
-      <w:pPr>
-        <w:pStyle w:val="a3"/>
-        <w:spacing w:before="33"/>
-        <w:jc w:val="center"/>
-        <w:rPr>
-          <w:b/>
-          <w:bCs/>
-        </w:rPr>
-      </w:pPr>
-    </w:p>
-    <w:p>
-      <w:pPr>
-        <w:pStyle w:val="a3"/>
-        <w:spacing w:before="33"/>
-        <w:jc w:val="center"/>
-        <w:rPr>
-          <w:b/>
-          <w:bCs/>
-        </w:rPr>
-      </w:pPr>
-    </w:p>
-    <w:p>
-      <w:pPr>
-        <w:pStyle w:val="a3"/>
-        <w:spacing w:before="33"/>
-        <w:jc w:val="center"/>
-        <w:rPr>
-          <w:b/>
-          <w:bCs/>
-        </w:rPr>
-      </w:pPr>
-    </w:p>
-    <w:p>
-      <w:pPr>
-        <w:pStyle w:val="a3"/>
-        <w:spacing w:before="33"/>
-        <w:jc w:val="center"/>
-        <w:rPr>
-          <w:b/>
-          <w:bCs/>
+      <w:r>
+        <w:rPr>
+          <w:b/>
+          <w:bCs/>
+        </w:rPr>
+        <w:drawing>
+          <wp:inline distT="0" distB="0" distL="0" distR="0" wp14:anchorId="3ABD8419" wp14:editId="0FE74317">
+            <wp:extent cx="5942965" cy="982345"/>
+            <wp:effectExtent l="0" t="0" r="635" b="8255"/>
+            <wp:docPr id="9" name="Рисунок 9"/>
+            <wp:cNvGraphicFramePr>
+              <a:graphicFrameLocks xmlns:a="http://schemas.openxmlformats.org/drawingml/2006/main" noChangeAspect="1"/>
+            </wp:cNvGraphicFramePr>
+            <a:graphic xmlns:a="http://schemas.openxmlformats.org/drawingml/2006/main">
+              <a:graphicData uri="http://schemas.openxmlformats.org/drawingml/2006/picture">
+                <pic:pic xmlns:pic="http://schemas.openxmlformats.org/drawingml/2006/picture">
+                  <pic:nvPicPr>
+                    <pic:cNvPr id="1" name=""/>
+                    <pic:cNvPicPr/>
+                  </pic:nvPicPr>
+                  <pic:blipFill>
+                    <a:blip r:embed="rId15"/>
+                    <a:stretch>
+                      <a:fillRect/>
+                    </a:stretch>
+                  </pic:blipFill>
+                  <pic:spPr>
+                    <a:xfrm>
+                      <a:off x="0" y="0"/>
+                      <a:ext cx="5942965" cy="982345"/>
+                    </a:xfrm>
+                    <a:prstGeom prst="rect">
+                      <a:avLst/>
+                    </a:prstGeom>
+                  </pic:spPr>
+                </pic:pic>
+              </a:graphicData>
+            </a:graphic>
+          </wp:inline>
+        </w:drawing>
+      </w:r>
+    </w:p>
+    <w:p>
+      <w:pPr>
+        <w:pStyle w:val="a3"/>
+        <w:spacing w:before="33"/>
+        <w:jc w:val="center"/>
+        <w:rPr>
+          <w:b/>
+          <w:bCs/>
+        </w:rPr>
+      </w:pPr>
+    </w:p>
+    <w:p>
+      <w:pPr>
+        <w:pStyle w:val="a3"/>
+        <w:spacing w:before="33"/>
+        <w:jc w:val="center"/>
+        <w:rPr>
+          <w:b/>
+          <w:bCs/>
+        </w:rPr>
+      </w:pPr>
+      <w:r>
+        <w:rPr>
+          <w:b/>
+          <w:bCs/>
+        </w:rPr>
+        <w:lastRenderedPageBreak/>
+        <w:drawing>
+          <wp:inline distT="0" distB="0" distL="0" distR="0" wp14:anchorId="16F5356F" wp14:editId="76F69A7C">
+            <wp:extent cx="5942965" cy="1195705"/>
+            <wp:effectExtent l="0" t="0" r="635" b="4445"/>
+            <wp:docPr id="14" name="Рисунок 14"/>
+            <wp:cNvGraphicFramePr>
+              <a:graphicFrameLocks xmlns:a="http://schemas.openxmlformats.org/drawingml/2006/main" noChangeAspect="1"/>
+            </wp:cNvGraphicFramePr>
+            <a:graphic xmlns:a="http://schemas.openxmlformats.org/drawingml/2006/main">
+              <a:graphicData uri="http://schemas.openxmlformats.org/drawingml/2006/picture">
+                <pic:pic xmlns:pic="http://schemas.openxmlformats.org/drawingml/2006/picture">
+                  <pic:nvPicPr>
+                    <pic:cNvPr id="1" name=""/>
+                    <pic:cNvPicPr/>
+                  </pic:nvPicPr>
+                  <pic:blipFill>
+                    <a:blip r:embed="rId16"/>
+                    <a:stretch>
+                      <a:fillRect/>
+                    </a:stretch>
+                  </pic:blipFill>
+                  <pic:spPr>
+                    <a:xfrm>
+                      <a:off x="0" y="0"/>
+                      <a:ext cx="5942965" cy="1195705"/>
+                    </a:xfrm>
+                    <a:prstGeom prst="rect">
+                      <a:avLst/>
+                    </a:prstGeom>
+                  </pic:spPr>
+                </pic:pic>
+              </a:graphicData>
+            </a:graphic>
+          </wp:inline>
+        </w:drawing>
+      </w:r>
+    </w:p>
+    <w:p>
+      <w:pPr>
+        <w:pStyle w:val="a3"/>
+        <w:spacing w:before="33"/>
+        <w:jc w:val="center"/>
+        <w:rPr>
+          <w:b/>
+          <w:bCs/>
+        </w:rPr>
+      </w:pPr>
+    </w:p>
+    <w:p>
+      <w:pPr>
+        <w:pStyle w:val="a3"/>
+        <w:spacing w:before="33"/>
+        <w:jc w:val="center"/>
+        <w:rPr>
+          <w:b/>
+          <w:bCs/>
+        </w:rPr>
+      </w:pPr>
+      <w:r>
+        <w:rPr>
+          <w:b/>
+          <w:bCs/>
+        </w:rPr>
+        <w:drawing>
+          <wp:inline distT="0" distB="0" distL="0" distR="0" wp14:anchorId="512686B5" wp14:editId="3CD43E53">
+            <wp:extent cx="5942965" cy="1374140"/>
+            <wp:effectExtent l="0" t="0" r="635" b="0"/>
+            <wp:docPr id="15" name="Рисунок 15"/>
+            <wp:cNvGraphicFramePr>
+              <a:graphicFrameLocks xmlns:a="http://schemas.openxmlformats.org/drawingml/2006/main" noChangeAspect="1"/>
+            </wp:cNvGraphicFramePr>
+            <a:graphic xmlns:a="http://schemas.openxmlformats.org/drawingml/2006/main">
+              <a:graphicData uri="http://schemas.openxmlformats.org/drawingml/2006/picture">
+                <pic:pic xmlns:pic="http://schemas.openxmlformats.org/drawingml/2006/picture">
+                  <pic:nvPicPr>
+                    <pic:cNvPr id="1" name=""/>
+                    <pic:cNvPicPr/>
+                  </pic:nvPicPr>
+                  <pic:blipFill>
+                    <a:blip r:embed="rId17"/>
+                    <a:stretch>
+                      <a:fillRect/>
+                    </a:stretch>
+                  </pic:blipFill>
+                  <pic:spPr>
+                    <a:xfrm>
+                      <a:off x="0" y="0"/>
+                      <a:ext cx="5942965" cy="1374140"/>
+                    </a:xfrm>
+                    <a:prstGeom prst="rect">
+                      <a:avLst/>
+                    </a:prstGeom>
+                  </pic:spPr>
+                </pic:pic>
+              </a:graphicData>
+            </a:graphic>
+          </wp:inline>
+        </w:drawing>
+      </w:r>
+    </w:p>
+    <w:p>
+      <w:pPr>
+        <w:pStyle w:val="a3"/>
+        <w:spacing w:before="33"/>
+        <w:jc w:val="center"/>
+        <w:rPr>
+          <w:b/>
+          <w:bCs/>
+        </w:rPr>
+      </w:pPr>
+    </w:p>
+    <w:p>
+      <w:pPr>
+        <w:pStyle w:val="a3"/>
+        <w:spacing w:before="33"/>
+        <w:jc w:val="center"/>
+        <w:rPr>
+          <w:b/>
+          <w:bCs/>
+        </w:rPr>
+      </w:pPr>
+    </w:p>
+    <w:p>
+      <w:pPr>
+        <w:pStyle w:val="a3"/>
+        <w:spacing w:before="33"/>
+        <w:jc w:val="center"/>
+        <w:rPr>
+          <w:b/>
+          <w:bCs/>
+        </w:rPr>
+      </w:pPr>
+    </w:p>
+    <w:p>
+      <w:pPr>
+        <w:pStyle w:val="a3"/>
+        <w:spacing w:before="33"/>
+        <w:jc w:val="center"/>
+        <w:rPr>
+          <w:b/>
+          <w:bCs/>
+          <w:lang w:val="en-US"/>
+        </w:rPr>
+      </w:pPr>
+    </w:p>
+    <w:p>
+      <w:pPr>
+        <w:pStyle w:val="a3"/>
+        <w:spacing w:before="33"/>
+        <w:jc w:val="center"/>
+        <w:rPr>
+          <w:b/>
+          <w:bCs/>
+          <w:lang w:val="en-US"/>
+        </w:rPr>
+      </w:pPr>
+    </w:p>
+    <w:p>
+      <w:pPr>
+        <w:pStyle w:val="a3"/>
+        <w:spacing w:before="33"/>
+        <w:jc w:val="center"/>
+        <w:rPr>
+          <w:b/>
+          <w:bCs/>
+          <w:lang w:val="en-US"/>
+        </w:rPr>
+      </w:pPr>
+    </w:p>
+    <w:p>
+      <w:pPr>
+        <w:pStyle w:val="a3"/>
+        <w:spacing w:before="33"/>
+        <w:jc w:val="center"/>
+        <w:rPr>
+          <w:b/>
+          <w:bCs/>
+          <w:lang w:val="en-US"/>
+        </w:rPr>
+      </w:pPr>
+    </w:p>
+    <w:p>
+      <w:pPr>
+        <w:pStyle w:val="a3"/>
+        <w:spacing w:before="33"/>
+        <w:jc w:val="center"/>
+        <w:rPr>
+          <w:b/>
+          <w:bCs/>
+          <w:lang w:val="en-US"/>
+        </w:rPr>
+      </w:pPr>
+    </w:p>
+    <w:p>
+      <w:pPr>
+        <w:pStyle w:val="a3"/>
+        <w:spacing w:before="33"/>
+        <w:jc w:val="center"/>
+        <w:rPr>
+          <w:b/>
+          <w:bCs/>
+          <w:lang w:val="en-US"/>
+        </w:rPr>
+      </w:pPr>
+    </w:p>
+    <w:p>
+      <w:pPr>
+        <w:pStyle w:val="a3"/>
+        <w:spacing w:before="33"/>
+        <w:jc w:val="center"/>
+        <w:rPr>
+          <w:b/>
+          <w:bCs/>
+          <w:lang w:val="en-US"/>
+        </w:rPr>
+      </w:pPr>
+    </w:p>
+    <w:p>
+      <w:pPr>
+        <w:pStyle w:val="a3"/>
+        <w:spacing w:before="33"/>
+        <w:jc w:val="center"/>
+        <w:rPr>
+          <w:b/>
+          <w:bCs/>
+          <w:lang w:val="en-US"/>
+        </w:rPr>
+      </w:pPr>
+    </w:p>
+    <w:p>
+      <w:pPr>
+        <w:pStyle w:val="a3"/>
+        <w:spacing w:before="33"/>
+        <w:jc w:val="center"/>
+        <w:rPr>
+          <w:b/>
+          <w:bCs/>
+          <w:lang w:val="en-US"/>
+        </w:rPr>
+      </w:pPr>
+    </w:p>
+    <w:p>
+      <w:pPr>
+        <w:pStyle w:val="a3"/>
+        <w:spacing w:before="33"/>
+        <w:jc w:val="center"/>
+        <w:rPr>
+          <w:b/>
+          <w:bCs/>
+          <w:lang w:val="en-US"/>
+        </w:rPr>
+      </w:pPr>
+    </w:p>
+    <w:p>
+      <w:pPr>
+        <w:pStyle w:val="a3"/>
+        <w:spacing w:before="33"/>
+        <w:jc w:val="center"/>
+        <w:rPr>
+          <w:b/>
+          <w:bCs/>
+          <w:lang w:val="en-US"/>
+        </w:rPr>
+      </w:pPr>
+    </w:p>
+    <w:p>
+      <w:pPr>
+        <w:pStyle w:val="a3"/>
+        <w:spacing w:before="33"/>
+        <w:jc w:val="center"/>
+        <w:rPr>
+          <w:b/>
+          <w:bCs/>
+          <w:lang w:val="en-US"/>
+        </w:rPr>
+      </w:pPr>
+    </w:p>
+    <w:p>
+      <w:pPr>
+        <w:pStyle w:val="a3"/>
+        <w:spacing w:before="33"/>
+        <w:jc w:val="center"/>
+        <w:rPr>
+          <w:b/>
+          <w:bCs/>
+          <w:lang w:val="en-US"/>
+        </w:rPr>
+      </w:pPr>
+    </w:p>
+    <w:p>
+      <w:pPr>
+        <w:pStyle w:val="a3"/>
+        <w:spacing w:before="33"/>
+        <w:jc w:val="center"/>
+        <w:rPr>
+          <w:b/>
+          <w:bCs/>
+          <w:lang w:val="en-US"/>
+        </w:rPr>
+      </w:pPr>
+    </w:p>
+    <w:p>
+      <w:pPr>
+        <w:pStyle w:val="a3"/>
+        <w:spacing w:before="33"/>
+        <w:jc w:val="center"/>
+        <w:rPr>
+          <w:b/>
+          <w:bCs/>
+          <w:lang w:val="en-US"/>
+        </w:rPr>
+      </w:pPr>
+    </w:p>
+    <w:p>
+      <w:pPr>
+        <w:pStyle w:val="a3"/>
+        <w:spacing w:before="33"/>
+        <w:jc w:val="center"/>
+        <w:rPr>
+          <w:b/>
+          <w:bCs/>
+          <w:lang w:val="en-US"/>
+        </w:rPr>
+      </w:pPr>
+    </w:p>
+    <w:p>
+      <w:pPr>
+        <w:pStyle w:val="a3"/>
+        <w:spacing w:before="33"/>
+        <w:jc w:val="center"/>
+        <w:rPr>
+          <w:b/>
+          <w:bCs/>
+          <w:lang w:val="en-US"/>
+        </w:rPr>
+      </w:pPr>
+    </w:p>
+    <w:p>
+      <w:pPr>
+        <w:pStyle w:val="a3"/>
+        <w:spacing w:before="33"/>
+        <w:jc w:val="center"/>
+        <w:rPr>
+          <w:b/>
+          <w:bCs/>
+          <w:lang w:val="en-US"/>
         </w:rPr>
       </w:pPr>
     </w:p>

--- a/students/Agametov A. M/Lab3/ЛР3. ОЦЕНКА ПРОЕКТА.docx
+++ b/students/Agametov A. M/Lab3/ЛР3. ОЦЕНКА ПРОЕКТА.docx
@@ -273,71 +273,96 @@
     <w:p>
       <w:pPr>
         <w:pStyle w:val="a3"/>
-      </w:pPr>
-    </w:p>
-    <w:p>
-      <w:pPr>
-        <w:pStyle w:val="a3"/>
-      </w:pPr>
-    </w:p>
-    <w:p>
-      <w:pPr>
-        <w:pStyle w:val="a3"/>
-      </w:pPr>
-    </w:p>
-    <w:p>
-      <w:pPr>
-        <w:pStyle w:val="a3"/>
-      </w:pPr>
-    </w:p>
-    <w:p>
-      <w:pPr>
-        <w:pStyle w:val="a3"/>
-      </w:pPr>
-    </w:p>
-    <w:p>
-      <w:pPr>
-        <w:pStyle w:val="a3"/>
-      </w:pPr>
-    </w:p>
-    <w:p>
-      <w:pPr>
-        <w:pStyle w:val="a3"/>
-      </w:pPr>
-    </w:p>
-    <w:p>
-      <w:pPr>
-        <w:pStyle w:val="a3"/>
-      </w:pPr>
-    </w:p>
-    <w:p>
-      <w:pPr>
-        <w:pStyle w:val="a3"/>
-      </w:pPr>
-    </w:p>
-    <w:p>
-      <w:pPr>
-        <w:pStyle w:val="a3"/>
-      </w:pPr>
-    </w:p>
-    <w:p>
-      <w:pPr>
-        <w:pStyle w:val="a3"/>
-      </w:pPr>
-    </w:p>
-    <w:p>
-      <w:pPr>
-        <w:pStyle w:val="a3"/>
-      </w:pPr>
-    </w:p>
-    <w:p>
-      <w:pPr>
-        <w:pStyle w:val="a3"/>
-      </w:pPr>
-    </w:p>
-    <w:p>
-      <w:pPr>
-        <w:pStyle w:val="a3"/>
+        <w:jc w:val="right"/>
+      </w:pPr>
+    </w:p>
+    <w:p>
+      <w:pPr>
+        <w:spacing w:after="160" w:line="360" w:lineRule="auto"/>
+        <w:jc w:val="right"/>
+        <w:rPr>
+          <w:sz w:val="28"/>
+          <w:szCs w:val="28"/>
+        </w:rPr>
+      </w:pPr>
+      <w:r>
+        <w:rPr>
+          <w:sz w:val="28"/>
+          <w:szCs w:val="28"/>
+        </w:rPr>
+        <w:t>Выполнил: студент группы ИЭ-23</w:t>
+      </w:r>
+      <w:r>
+        <w:t xml:space="preserve"> </w:t>
+      </w:r>
+    </w:p>
+    <w:p>
+      <w:pPr>
+        <w:pStyle w:val="a3"/>
+        <w:spacing w:after="160" w:line="360" w:lineRule="auto"/>
+        <w:jc w:val="right"/>
+      </w:pPr>
+      <w:r>
+        <w:t>Агаметов А.М</w:t>
+      </w:r>
+      <w:r>
+        <w:t>, ИЭ-23</w:t>
+      </w:r>
+    </w:p>
+    <w:p>
+      <w:pPr>
+        <w:pStyle w:val="a3"/>
+        <w:spacing w:after="120" w:line="360" w:lineRule="auto"/>
+        <w:jc w:val="right"/>
+        <w:rPr>
+          <w:lang w:eastAsia="ko-KR"/>
+        </w:rPr>
+      </w:pPr>
+      <w:r>
+        <w:t>Проверил:</w:t>
+      </w:r>
+    </w:p>
+    <w:p>
+      <w:pPr>
+        <w:pStyle w:val="a3"/>
+        <w:spacing w:after="100" w:line="360" w:lineRule="auto"/>
+        <w:jc w:val="right"/>
+      </w:pPr>
+      <w:r>
+        <w:rPr>
+          <w:lang w:eastAsia="ko-KR"/>
+        </w:rPr>
+        <w:t xml:space="preserve"> </w:t>
+      </w:r>
+      <w:r>
+        <w:rPr>
+          <w:lang w:eastAsia="ko-KR"/>
+        </w:rPr>
+        <w:t xml:space="preserve">Сидельников </w:t>
+      </w:r>
+      <w:r>
+        <w:t>Максим Эдуардович</w:t>
+      </w:r>
+    </w:p>
+    <w:p>
+      <w:pPr>
+        <w:pStyle w:val="a3"/>
+        <w:spacing w:after="100" w:line="360" w:lineRule="auto"/>
+        <w:jc w:val="right"/>
+      </w:pPr>
+      <w:proofErr w:type="spellStart"/>
+      <w:r>
+        <w:t>Бодрякова</w:t>
+      </w:r>
+      <w:proofErr w:type="spellEnd"/>
+      <w:r>
+        <w:t xml:space="preserve"> Людмила Николаевна</w:t>
+      </w:r>
+    </w:p>
+    <w:p>
+      <w:pPr>
+        <w:pStyle w:val="a3"/>
+        <w:jc w:val="right"/>
       </w:pPr>
     </w:p>
     <w:p>
@@ -403,7 +428,7 @@
         <w:sectPr>
           <w:type w:val="continuous"/>
           <w:pgSz w:w="11910" w:h="16840"/>
-          <w:pgMar w:top="1040" w:right="708" w:bottom="280" w:left="1700" w:header="720" w:footer="720" w:gutter="0"/>
+          <w:pgMar w:top="1134" w:right="851" w:bottom="1134" w:left="1701" w:header="720" w:footer="720" w:gutter="0"/>
           <w:cols w:space="720"/>
         </w:sectPr>
       </w:pPr>
@@ -1012,7 +1037,7 @@
     <w:p>
       <w:pPr>
         <w:pStyle w:val="a3"/>
-        <w:spacing w:before="33"/>
+        <w:spacing w:after="60" w:line="360" w:lineRule="auto"/>
         <w:jc w:val="center"/>
         <w:rPr>
           <w:b/>
@@ -1042,12 +1067,13 @@
         <w:rPr>
           <w:b/>
           <w:bCs/>
+          <w:noProof/>
         </w:rPr>
         <w:drawing>
-          <wp:inline distT="0" distB="0" distL="0" distR="0" wp14:anchorId="59E1DD8C" wp14:editId="320F0D5A">
-            <wp:extent cx="5942965" cy="6281420"/>
-            <wp:effectExtent l="0" t="0" r="635" b="5080"/>
-            <wp:docPr id="3" name="Рисунок 3"/>
+          <wp:inline distT="0" distB="0" distL="0" distR="0" wp14:anchorId="1855854C" wp14:editId="2811F397">
+            <wp:extent cx="5793217" cy="1841500"/>
+            <wp:effectExtent l="0" t="0" r="0" b="6350"/>
+            <wp:docPr id="7" name="Рисунок 7"/>
             <wp:cNvGraphicFramePr>
               <a:graphicFrameLocks xmlns:a="http://schemas.openxmlformats.org/drawingml/2006/main" noChangeAspect="1"/>
             </wp:cNvGraphicFramePr>
@@ -1067,7 +1093,7 @@
                   <pic:spPr>
                     <a:xfrm>
                       <a:off x="0" y="0"/>
-                      <a:ext cx="5942965" cy="6281420"/>
+                      <a:ext cx="5809331" cy="1846622"/>
                     </a:xfrm>
                     <a:prstGeom prst="rect">
                       <a:avLst/>
@@ -1083,6 +1109,28 @@
     <w:p>
       <w:pPr>
         <w:pStyle w:val="a3"/>
+        <w:spacing w:after="240" w:line="360" w:lineRule="auto"/>
+        <w:jc w:val="center"/>
+      </w:pPr>
+      <w:r>
+        <w:t xml:space="preserve">Рисунок </w:t>
+      </w:r>
+      <w:r>
+        <w:t xml:space="preserve">1 </w:t>
+      </w:r>
+      <w:r>
+        <w:t xml:space="preserve">– </w:t>
+      </w:r>
+      <w:r>
+        <w:t>Сводная</w:t>
+      </w:r>
+      <w:r>
+        <w:t xml:space="preserve"> таблица</w:t>
+      </w:r>
+    </w:p>
+    <w:p>
+      <w:pPr>
+        <w:pStyle w:val="a3"/>
         <w:spacing w:before="33"/>
         <w:jc w:val="center"/>
         <w:rPr>
@@ -1094,13 +1142,13 @@
         <w:rPr>
           <w:b/>
           <w:bCs/>
-        </w:rPr>
-        <w:lastRenderedPageBreak/>
+          <w:noProof/>
+        </w:rPr>
         <w:drawing>
-          <wp:inline distT="0" distB="0" distL="0" distR="0" wp14:anchorId="7480E042" wp14:editId="083F1CA4">
-            <wp:extent cx="5942965" cy="3738880"/>
-            <wp:effectExtent l="0" t="0" r="635" b="0"/>
-            <wp:docPr id="4" name="Рисунок 4"/>
+          <wp:inline distT="0" distB="0" distL="0" distR="0" wp14:anchorId="26071A81" wp14:editId="0F72A5A0">
+            <wp:extent cx="5942965" cy="5803900"/>
+            <wp:effectExtent l="0" t="0" r="635" b="6350"/>
+            <wp:docPr id="10" name="Рисунок 10"/>
             <wp:cNvGraphicFramePr>
               <a:graphicFrameLocks xmlns:a="http://schemas.openxmlformats.org/drawingml/2006/main" noChangeAspect="1"/>
             </wp:cNvGraphicFramePr>
@@ -1120,7 +1168,7 @@
                   <pic:spPr>
                     <a:xfrm>
                       <a:off x="0" y="0"/>
-                      <a:ext cx="5942965" cy="3738880"/>
+                      <a:ext cx="5942965" cy="5803900"/>
                     </a:xfrm>
                     <a:prstGeom prst="rect">
                       <a:avLst/>
@@ -1136,6 +1184,25 @@
     <w:p>
       <w:pPr>
         <w:pStyle w:val="a3"/>
+        <w:spacing w:after="240" w:line="360" w:lineRule="auto"/>
+        <w:jc w:val="center"/>
+      </w:pPr>
+      <w:r>
+        <w:t xml:space="preserve">Рисунок 2 </w:t>
+      </w:r>
+      <w:r>
+        <w:t xml:space="preserve">– </w:t>
+      </w:r>
+      <w:r>
+        <w:t>Разработка</w:t>
+      </w:r>
+      <w:r>
+        <w:t xml:space="preserve"> ПО 1</w:t>
+      </w:r>
+    </w:p>
+    <w:p>
+      <w:pPr>
+        <w:pStyle w:val="a3"/>
         <w:spacing w:before="33"/>
         <w:jc w:val="center"/>
         <w:rPr>
@@ -1154,16 +1221,28 @@
           <w:bCs/>
         </w:rPr>
       </w:pPr>
-      <w:r>
-        <w:rPr>
-          <w:b/>
-          <w:bCs/>
+    </w:p>
+    <w:p>
+      <w:pPr>
+        <w:pStyle w:val="a3"/>
+        <w:spacing w:before="33"/>
+        <w:jc w:val="center"/>
+        <w:rPr>
+          <w:b/>
+          <w:bCs/>
+        </w:rPr>
+      </w:pPr>
+      <w:r>
+        <w:rPr>
+          <w:b/>
+          <w:bCs/>
+          <w:noProof/>
         </w:rPr>
         <w:drawing>
-          <wp:inline distT="0" distB="0" distL="0" distR="0" wp14:anchorId="436D8D95" wp14:editId="3F95904A">
-            <wp:extent cx="5942965" cy="1191260"/>
-            <wp:effectExtent l="0" t="0" r="635" b="8890"/>
-            <wp:docPr id="5" name="Рисунок 5"/>
+          <wp:inline distT="0" distB="0" distL="0" distR="0" wp14:anchorId="6ABA6C25" wp14:editId="1A967E78">
+            <wp:extent cx="5942965" cy="2927350"/>
+            <wp:effectExtent l="0" t="0" r="635" b="6350"/>
+            <wp:docPr id="12" name="Рисунок 12"/>
             <wp:cNvGraphicFramePr>
               <a:graphicFrameLocks xmlns:a="http://schemas.openxmlformats.org/drawingml/2006/main" noChangeAspect="1"/>
             </wp:cNvGraphicFramePr>
@@ -1174,20 +1253,27 @@
                     <pic:cNvPr id="1" name=""/>
                     <pic:cNvPicPr/>
                   </pic:nvPicPr>
-                  <pic:blipFill>
+                  <pic:blipFill rotWithShape="1">
                     <a:blip r:embed="rId12"/>
-                    <a:stretch>
-                      <a:fillRect/>
-                    </a:stretch>
+                    <a:srcRect b="30988"/>
+                    <a:stretch/>
                   </pic:blipFill>
-                  <pic:spPr>
+                  <pic:spPr bwMode="auto">
                     <a:xfrm>
                       <a:off x="0" y="0"/>
-                      <a:ext cx="5942965" cy="1191260"/>
+                      <a:ext cx="5942965" cy="2927350"/>
                     </a:xfrm>
                     <a:prstGeom prst="rect">
                       <a:avLst/>
                     </a:prstGeom>
+                    <a:ln>
+                      <a:noFill/>
+                    </a:ln>
+                    <a:extLst>
+                      <a:ext uri="{53640926-AAD7-44D8-BBD7-CCE9431645EC}">
+                        <a14:shadowObscured xmlns:a14="http://schemas.microsoft.com/office/drawing/2010/main"/>
+                      </a:ext>
+                    </a:extLst>
                   </pic:spPr>
                 </pic:pic>
               </a:graphicData>
@@ -1199,6 +1285,34 @@
     <w:p>
       <w:pPr>
         <w:pStyle w:val="a3"/>
+        <w:spacing w:after="240" w:line="360" w:lineRule="auto"/>
+        <w:jc w:val="center"/>
+      </w:pPr>
+      <w:r>
+        <w:t xml:space="preserve">Рисунок </w:t>
+      </w:r>
+      <w:r>
+        <w:t>3</w:t>
+      </w:r>
+      <w:r>
+        <w:t xml:space="preserve"> </w:t>
+      </w:r>
+      <w:r>
+        <w:t>–</w:t>
+      </w:r>
+      <w:r>
+        <w:t xml:space="preserve"> </w:t>
+      </w:r>
+      <w:r>
+        <w:t xml:space="preserve">Разработка ПО </w:t>
+      </w:r>
+      <w:r>
+        <w:t>2</w:t>
+      </w:r>
+    </w:p>
+    <w:p>
+      <w:pPr>
+        <w:pStyle w:val="a3"/>
         <w:spacing w:before="33"/>
         <w:jc w:val="center"/>
         <w:rPr>
@@ -1206,27 +1320,17 @@
           <w:bCs/>
         </w:rPr>
       </w:pPr>
-    </w:p>
-    <w:p>
-      <w:pPr>
-        <w:pStyle w:val="a3"/>
-        <w:spacing w:before="33"/>
-        <w:jc w:val="center"/>
-        <w:rPr>
-          <w:b/>
-          <w:bCs/>
-        </w:rPr>
-      </w:pPr>
-      <w:r>
-        <w:rPr>
-          <w:b/>
-          <w:bCs/>
+      <w:r>
+        <w:rPr>
+          <w:b/>
+          <w:bCs/>
+          <w:noProof/>
         </w:rPr>
         <w:drawing>
-          <wp:inline distT="0" distB="0" distL="0" distR="0" wp14:anchorId="4FB5B614" wp14:editId="22981AFB">
-            <wp:extent cx="5942965" cy="986790"/>
-            <wp:effectExtent l="0" t="0" r="635" b="3810"/>
-            <wp:docPr id="6" name="Рисунок 6"/>
+          <wp:inline distT="0" distB="0" distL="0" distR="0" wp14:anchorId="02A67ABB" wp14:editId="3F9A6B41">
+            <wp:extent cx="5942965" cy="1130935"/>
+            <wp:effectExtent l="0" t="0" r="635" b="0"/>
+            <wp:docPr id="13" name="Рисунок 13"/>
             <wp:cNvGraphicFramePr>
               <a:graphicFrameLocks xmlns:a="http://schemas.openxmlformats.org/drawingml/2006/main" noChangeAspect="1"/>
             </wp:cNvGraphicFramePr>
@@ -1246,7 +1350,7 @@
                   <pic:spPr>
                     <a:xfrm>
                       <a:off x="0" y="0"/>
-                      <a:ext cx="5942965" cy="986790"/>
+                      <a:ext cx="5942965" cy="1130935"/>
                     </a:xfrm>
                     <a:prstGeom prst="rect">
                       <a:avLst/>
@@ -1262,6 +1366,28 @@
     <w:p>
       <w:pPr>
         <w:pStyle w:val="a3"/>
+        <w:spacing w:after="240" w:line="360" w:lineRule="auto"/>
+        <w:jc w:val="center"/>
+      </w:pPr>
+      <w:r>
+        <w:t xml:space="preserve">Рисунок </w:t>
+      </w:r>
+      <w:r>
+        <w:t>4</w:t>
+      </w:r>
+      <w:r>
+        <w:t xml:space="preserve"> </w:t>
+      </w:r>
+      <w:r>
+        <w:t>–</w:t>
+      </w:r>
+      <w:r>
+        <w:t xml:space="preserve"> Тестирование</w:t>
+      </w:r>
+    </w:p>
+    <w:p>
+      <w:pPr>
+        <w:pStyle w:val="a3"/>
         <w:spacing w:before="33"/>
         <w:jc w:val="center"/>
         <w:rPr>
@@ -1269,27 +1395,17 @@
           <w:bCs/>
         </w:rPr>
       </w:pPr>
-    </w:p>
-    <w:p>
-      <w:pPr>
-        <w:pStyle w:val="a3"/>
-        <w:spacing w:before="33"/>
-        <w:jc w:val="center"/>
-        <w:rPr>
-          <w:b/>
-          <w:bCs/>
-        </w:rPr>
-      </w:pPr>
-      <w:r>
-        <w:rPr>
-          <w:b/>
-          <w:bCs/>
+      <w:r>
+        <w:rPr>
+          <w:b/>
+          <w:bCs/>
+          <w:noProof/>
         </w:rPr>
         <w:drawing>
-          <wp:inline distT="0" distB="0" distL="0" distR="0" wp14:anchorId="1930122C" wp14:editId="10BF521A">
-            <wp:extent cx="5942965" cy="795020"/>
-            <wp:effectExtent l="0" t="0" r="635" b="5080"/>
-            <wp:docPr id="8" name="Рисунок 8"/>
+          <wp:inline distT="0" distB="0" distL="0" distR="0" wp14:anchorId="16A2757F" wp14:editId="4183F4F4">
+            <wp:extent cx="5942965" cy="932815"/>
+            <wp:effectExtent l="0" t="0" r="635" b="635"/>
+            <wp:docPr id="16" name="Рисунок 16"/>
             <wp:cNvGraphicFramePr>
               <a:graphicFrameLocks xmlns:a="http://schemas.openxmlformats.org/drawingml/2006/main" noChangeAspect="1"/>
             </wp:cNvGraphicFramePr>
@@ -1309,7 +1425,7 @@
                   <pic:spPr>
                     <a:xfrm>
                       <a:off x="0" y="0"/>
-                      <a:ext cx="5942965" cy="795020"/>
+                      <a:ext cx="5942965" cy="932815"/>
                     </a:xfrm>
                     <a:prstGeom prst="rect">
                       <a:avLst/>
@@ -1325,6 +1441,28 @@
     <w:p>
       <w:pPr>
         <w:pStyle w:val="a3"/>
+        <w:spacing w:after="240" w:line="360" w:lineRule="auto"/>
+        <w:jc w:val="center"/>
+      </w:pPr>
+      <w:r>
+        <w:t xml:space="preserve">Рисунок </w:t>
+      </w:r>
+      <w:r>
+        <w:t>5</w:t>
+      </w:r>
+      <w:r>
+        <w:t xml:space="preserve"> </w:t>
+      </w:r>
+      <w:r>
+        <w:t>–</w:t>
+      </w:r>
+      <w:r>
+        <w:t xml:space="preserve"> Разработка документации</w:t>
+      </w:r>
+    </w:p>
+    <w:p>
+      <w:pPr>
+        <w:pStyle w:val="a3"/>
         <w:spacing w:before="33"/>
         <w:jc w:val="center"/>
         <w:rPr>
@@ -1332,27 +1470,17 @@
           <w:bCs/>
         </w:rPr>
       </w:pPr>
-    </w:p>
-    <w:p>
-      <w:pPr>
-        <w:pStyle w:val="a3"/>
-        <w:spacing w:before="33"/>
-        <w:jc w:val="center"/>
-        <w:rPr>
-          <w:b/>
-          <w:bCs/>
-        </w:rPr>
-      </w:pPr>
-      <w:r>
-        <w:rPr>
-          <w:b/>
-          <w:bCs/>
+      <w:r>
+        <w:rPr>
+          <w:b/>
+          <w:bCs/>
+          <w:noProof/>
         </w:rPr>
         <w:drawing>
-          <wp:inline distT="0" distB="0" distL="0" distR="0" wp14:anchorId="3ABD8419" wp14:editId="0FE74317">
-            <wp:extent cx="5942965" cy="982345"/>
-            <wp:effectExtent l="0" t="0" r="635" b="8255"/>
-            <wp:docPr id="9" name="Рисунок 9"/>
+          <wp:inline distT="0" distB="0" distL="0" distR="0" wp14:anchorId="75A614F1" wp14:editId="0364F246">
+            <wp:extent cx="5942965" cy="715010"/>
+            <wp:effectExtent l="0" t="0" r="635" b="8890"/>
+            <wp:docPr id="17" name="Рисунок 17"/>
             <wp:cNvGraphicFramePr>
               <a:graphicFrameLocks xmlns:a="http://schemas.openxmlformats.org/drawingml/2006/main" noChangeAspect="1"/>
             </wp:cNvGraphicFramePr>
@@ -1372,7 +1500,7 @@
                   <pic:spPr>
                     <a:xfrm>
                       <a:off x="0" y="0"/>
-                      <a:ext cx="5942965" cy="982345"/>
+                      <a:ext cx="5942965" cy="715010"/>
                     </a:xfrm>
                     <a:prstGeom prst="rect">
                       <a:avLst/>
@@ -1388,6 +1516,32 @@
     <w:p>
       <w:pPr>
         <w:pStyle w:val="a3"/>
+        <w:spacing w:after="240" w:line="360" w:lineRule="auto"/>
+        <w:jc w:val="center"/>
+        <w:rPr>
+          <w:b/>
+          <w:bCs/>
+        </w:rPr>
+      </w:pPr>
+      <w:r>
+        <w:t xml:space="preserve">Рисунок </w:t>
+      </w:r>
+      <w:r>
+        <w:t>6</w:t>
+      </w:r>
+      <w:r>
+        <w:t xml:space="preserve"> </w:t>
+      </w:r>
+      <w:r>
+        <w:t>–</w:t>
+      </w:r>
+      <w:r>
+        <w:t xml:space="preserve"> Обучение пользователей</w:t>
+      </w:r>
+    </w:p>
+    <w:p>
+      <w:pPr>
+        <w:pStyle w:val="a3"/>
         <w:spacing w:before="33"/>
         <w:jc w:val="center"/>
         <w:rPr>
@@ -1395,28 +1549,17 @@
           <w:bCs/>
         </w:rPr>
       </w:pPr>
-    </w:p>
-    <w:p>
-      <w:pPr>
-        <w:pStyle w:val="a3"/>
-        <w:spacing w:before="33"/>
-        <w:jc w:val="center"/>
-        <w:rPr>
-          <w:b/>
-          <w:bCs/>
-        </w:rPr>
-      </w:pPr>
-      <w:r>
-        <w:rPr>
-          <w:b/>
-          <w:bCs/>
-        </w:rPr>
-        <w:lastRenderedPageBreak/>
+      <w:r>
+        <w:rPr>
+          <w:b/>
+          <w:bCs/>
+          <w:noProof/>
+        </w:rPr>
         <w:drawing>
-          <wp:inline distT="0" distB="0" distL="0" distR="0" wp14:anchorId="16F5356F" wp14:editId="76F69A7C">
-            <wp:extent cx="5942965" cy="1195705"/>
-            <wp:effectExtent l="0" t="0" r="635" b="4445"/>
-            <wp:docPr id="14" name="Рисунок 14"/>
+          <wp:inline distT="0" distB="0" distL="0" distR="0" wp14:anchorId="1DC8ECE9" wp14:editId="7A695D22">
+            <wp:extent cx="5942965" cy="935990"/>
+            <wp:effectExtent l="0" t="0" r="635" b="0"/>
+            <wp:docPr id="18" name="Рисунок 18"/>
             <wp:cNvGraphicFramePr>
               <a:graphicFrameLocks xmlns:a="http://schemas.openxmlformats.org/drawingml/2006/main" noChangeAspect="1"/>
             </wp:cNvGraphicFramePr>
@@ -1436,7 +1579,7 @@
                   <pic:spPr>
                     <a:xfrm>
                       <a:off x="0" y="0"/>
-                      <a:ext cx="5942965" cy="1195705"/>
+                      <a:ext cx="5942965" cy="935990"/>
                     </a:xfrm>
                     <a:prstGeom prst="rect">
                       <a:avLst/>
@@ -1452,34 +1595,49 @@
     <w:p>
       <w:pPr>
         <w:pStyle w:val="a3"/>
+        <w:spacing w:after="240" w:line="360" w:lineRule="auto"/>
+        <w:jc w:val="center"/>
+      </w:pPr>
+      <w:r>
+        <w:lastRenderedPageBreak/>
+        <w:t xml:space="preserve">Рисунок </w:t>
+      </w:r>
+      <w:r>
+        <w:t>7</w:t>
+      </w:r>
+      <w:r>
+        <w:t xml:space="preserve"> </w:t>
+      </w:r>
+      <w:r>
+        <w:t>–</w:t>
+      </w:r>
+      <w:r>
+        <w:t xml:space="preserve"> Внедрение</w:t>
+      </w:r>
+    </w:p>
+    <w:p>
+      <w:pPr>
+        <w:pStyle w:val="a3"/>
         <w:spacing w:before="33"/>
         <w:jc w:val="center"/>
         <w:rPr>
           <w:b/>
           <w:bCs/>
-        </w:rPr>
-      </w:pPr>
-    </w:p>
-    <w:p>
-      <w:pPr>
-        <w:pStyle w:val="a3"/>
-        <w:spacing w:before="33"/>
-        <w:jc w:val="center"/>
-        <w:rPr>
-          <w:b/>
-          <w:bCs/>
-        </w:rPr>
-      </w:pPr>
-      <w:r>
-        <w:rPr>
-          <w:b/>
-          <w:bCs/>
+          <w:lang w:val="en-US"/>
+        </w:rPr>
+      </w:pPr>
+      <w:r>
+        <w:rPr>
+          <w:b/>
+          <w:bCs/>
+          <w:noProof/>
+          <w:lang w:val="en-US"/>
         </w:rPr>
         <w:drawing>
-          <wp:inline distT="0" distB="0" distL="0" distR="0" wp14:anchorId="512686B5" wp14:editId="3CD43E53">
-            <wp:extent cx="5942965" cy="1374140"/>
+          <wp:inline distT="0" distB="0" distL="0" distR="0" wp14:anchorId="2FF9B27E" wp14:editId="1CA7F8F2">
+            <wp:extent cx="5942965" cy="1129030"/>
             <wp:effectExtent l="0" t="0" r="635" b="0"/>
-            <wp:docPr id="15" name="Рисунок 15"/>
+            <wp:docPr id="19" name="Рисунок 19"/>
             <wp:cNvGraphicFramePr>
               <a:graphicFrameLocks xmlns:a="http://schemas.openxmlformats.org/drawingml/2006/main" noChangeAspect="1"/>
             </wp:cNvGraphicFramePr>
@@ -1499,7 +1657,7 @@
                   <pic:spPr>
                     <a:xfrm>
                       <a:off x="0" y="0"/>
-                      <a:ext cx="5942965" cy="1374140"/>
+                      <a:ext cx="5942965" cy="1129030"/>
                     </a:xfrm>
                     <a:prstGeom prst="rect">
                       <a:avLst/>
@@ -1515,13 +1673,109 @@
     <w:p>
       <w:pPr>
         <w:pStyle w:val="a3"/>
+        <w:spacing w:after="240" w:line="360" w:lineRule="auto"/>
+        <w:jc w:val="center"/>
+      </w:pPr>
+      <w:r>
+        <w:t xml:space="preserve">Рисунок </w:t>
+      </w:r>
+      <w:r>
+        <w:t>8</w:t>
+      </w:r>
+      <w:r>
+        <w:t xml:space="preserve"> </w:t>
+      </w:r>
+      <w:r>
+        <w:t>–</w:t>
+      </w:r>
+      <w:r>
+        <w:t xml:space="preserve"> Менеджмент</w:t>
+      </w:r>
+    </w:p>
+    <w:p>
+      <w:pPr>
+        <w:pStyle w:val="a3"/>
         <w:spacing w:before="33"/>
         <w:jc w:val="center"/>
         <w:rPr>
           <w:b/>
           <w:bCs/>
-        </w:rPr>
-      </w:pPr>
+          <w:lang w:val="en-US"/>
+        </w:rPr>
+      </w:pPr>
+      <w:r>
+        <w:rPr>
+          <w:b/>
+          <w:bCs/>
+          <w:noProof/>
+          <w:lang w:val="en-US"/>
+        </w:rPr>
+        <w:drawing>
+          <wp:inline distT="0" distB="0" distL="0" distR="0" wp14:anchorId="0A54C8B4" wp14:editId="4DB91431">
+            <wp:extent cx="5942965" cy="1297305"/>
+            <wp:effectExtent l="0" t="0" r="635" b="0"/>
+            <wp:docPr id="20" name="Рисунок 20"/>
+            <wp:cNvGraphicFramePr>
+              <a:graphicFrameLocks xmlns:a="http://schemas.openxmlformats.org/drawingml/2006/main" noChangeAspect="1"/>
+            </wp:cNvGraphicFramePr>
+            <a:graphic xmlns:a="http://schemas.openxmlformats.org/drawingml/2006/main">
+              <a:graphicData uri="http://schemas.openxmlformats.org/drawingml/2006/picture">
+                <pic:pic xmlns:pic="http://schemas.openxmlformats.org/drawingml/2006/picture">
+                  <pic:nvPicPr>
+                    <pic:cNvPr id="1" name=""/>
+                    <pic:cNvPicPr/>
+                  </pic:nvPicPr>
+                  <pic:blipFill>
+                    <a:blip r:embed="rId18"/>
+                    <a:stretch>
+                      <a:fillRect/>
+                    </a:stretch>
+                  </pic:blipFill>
+                  <pic:spPr>
+                    <a:xfrm>
+                      <a:off x="0" y="0"/>
+                      <a:ext cx="5942965" cy="1297305"/>
+                    </a:xfrm>
+                    <a:prstGeom prst="rect">
+                      <a:avLst/>
+                    </a:prstGeom>
+                  </pic:spPr>
+                </pic:pic>
+              </a:graphicData>
+            </a:graphic>
+          </wp:inline>
+        </w:drawing>
+      </w:r>
+    </w:p>
+    <w:p>
+      <w:pPr>
+        <w:pStyle w:val="a3"/>
+        <w:spacing w:after="240" w:line="360" w:lineRule="auto"/>
+        <w:jc w:val="center"/>
+      </w:pPr>
+      <w:r>
+        <w:t xml:space="preserve">Рисунок </w:t>
+      </w:r>
+      <w:r>
+        <w:t>9</w:t>
+      </w:r>
+      <w:r>
+        <w:t xml:space="preserve"> </w:t>
+      </w:r>
+      <w:r>
+        <w:t>–</w:t>
+      </w:r>
+      <w:r>
+        <w:t xml:space="preserve"> </w:t>
+      </w:r>
+      <w:proofErr w:type="spellStart"/>
+      <w:r>
+        <w:t>Пресейл</w:t>
+      </w:r>
+      <w:proofErr w:type="spellEnd"/>
+      <w:r>
+        <w:t xml:space="preserve"> и Итог</w:t>
+      </w:r>
     </w:p>
     <w:p>
       <w:pPr>
@@ -1531,6 +1785,7 @@
         <w:rPr>
           <w:b/>
           <w:bCs/>
+          <w:lang w:val="en-US"/>
         </w:rPr>
       </w:pPr>
     </w:p>
@@ -1542,6 +1797,7 @@
         <w:rPr>
           <w:b/>
           <w:bCs/>
+          <w:lang w:val="en-US"/>
         </w:rPr>
       </w:pPr>
     </w:p>
@@ -1685,7 +1941,6 @@
         <w:rPr>
           <w:b/>
           <w:bCs/>
-          <w:lang w:val="en-US"/>
         </w:rPr>
       </w:pPr>
     </w:p>
@@ -1697,7 +1952,6 @@
         <w:rPr>
           <w:b/>
           <w:bCs/>
-          <w:lang w:val="en-US"/>
         </w:rPr>
       </w:pPr>
     </w:p>
@@ -1709,7 +1963,6 @@
         <w:rPr>
           <w:b/>
           <w:bCs/>
-          <w:lang w:val="en-US"/>
         </w:rPr>
       </w:pPr>
     </w:p>
@@ -1721,7 +1974,6 @@
         <w:rPr>
           <w:b/>
           <w:bCs/>
-          <w:lang w:val="en-US"/>
         </w:rPr>
       </w:pPr>
     </w:p>
@@ -1733,7 +1985,6 @@
         <w:rPr>
           <w:b/>
           <w:bCs/>
-          <w:lang w:val="en-US"/>
         </w:rPr>
       </w:pPr>
     </w:p>
@@ -1745,7 +1996,6 @@
         <w:rPr>
           <w:b/>
           <w:bCs/>
-          <w:lang w:val="en-US"/>
         </w:rPr>
       </w:pPr>
     </w:p>
@@ -1757,7 +2007,6 @@
         <w:rPr>
           <w:b/>
           <w:bCs/>
-          <w:lang w:val="en-US"/>
         </w:rPr>
       </w:pPr>
     </w:p>
@@ -1787,60 +2036,16 @@
       <w:pPr>
         <w:pStyle w:val="a3"/>
         <w:spacing w:before="33"/>
-        <w:jc w:val="center"/>
-        <w:rPr>
-          <w:b/>
-          <w:bCs/>
-        </w:rPr>
-      </w:pPr>
-    </w:p>
-    <w:p>
-      <w:pPr>
-        <w:pStyle w:val="a3"/>
-        <w:spacing w:before="33"/>
-        <w:jc w:val="center"/>
-        <w:rPr>
-          <w:b/>
-          <w:bCs/>
-        </w:rPr>
-      </w:pPr>
-    </w:p>
-    <w:p>
-      <w:pPr>
-        <w:pStyle w:val="a3"/>
-        <w:spacing w:before="33"/>
-        <w:jc w:val="center"/>
-        <w:rPr>
-          <w:b/>
-          <w:bCs/>
-        </w:rPr>
-      </w:pPr>
-    </w:p>
-    <w:p>
-      <w:pPr>
-        <w:pStyle w:val="a3"/>
-        <w:spacing w:before="33"/>
-        <w:jc w:val="center"/>
-        <w:rPr>
-          <w:b/>
-          <w:bCs/>
-        </w:rPr>
-      </w:pPr>
-    </w:p>
-    <w:p>
-      <w:pPr>
-        <w:pStyle w:val="a3"/>
-        <w:spacing w:before="33"/>
-        <w:rPr>
-          <w:b/>
-          <w:bCs/>
-        </w:rPr>
-      </w:pPr>
-    </w:p>
-    <w:p>
-      <w:pPr>
-        <w:pStyle w:val="a3"/>
-        <w:spacing w:line="360" w:lineRule="auto"/>
+        <w:rPr>
+          <w:b/>
+          <w:bCs/>
+        </w:rPr>
+      </w:pPr>
+    </w:p>
+    <w:p>
+      <w:pPr>
+        <w:pStyle w:val="a3"/>
+        <w:spacing w:after="60" w:line="360" w:lineRule="auto"/>
         <w:jc w:val="center"/>
         <w:rPr>
           <w:b/>
@@ -1860,7 +2065,7 @@
       <w:pPr>
         <w:pStyle w:val="a3"/>
         <w:spacing w:line="360" w:lineRule="auto"/>
-        <w:ind w:firstLine="720"/>
+        <w:ind w:firstLine="709"/>
         <w:jc w:val="both"/>
       </w:pPr>
       <w:r>
@@ -1916,6 +2121,38 @@
 
 <file path=word/footer1.xml><?xml version="1.0" encoding="utf-8"?>
 <w:ftr xmlns:wpc="http://schemas.microsoft.com/office/word/2010/wordprocessingCanvas" xmlns:cx="http://schemas.microsoft.com/office/drawing/2014/chartex" xmlns:cx1="http://schemas.microsoft.com/office/drawing/2015/9/8/chartex" xmlns:cx2="http://schemas.microsoft.com/office/drawing/2015/10/21/chartex" xmlns:cx3="http://schemas.microsoft.com/office/drawing/2016/5/9/chartex" xmlns:cx4="http://schemas.microsoft.com/office/drawing/2016/5/10/chartex" xmlns:cx5="http://schemas.microsoft.com/office/drawing/2016/5/11/chartex" xmlns:cx6="http://schemas.microsoft.com/office/drawing/2016/5/12/chartex" xmlns:cx7="http://schemas.microsoft.com/office/drawing/2016/5/13/chartex" xmlns:cx8="http://schemas.microsoft.com/office/drawing/2016/5/14/chartex" xmlns:mc="http://schemas.openxmlformats.org/markup-compatibility/2006" xmlns:aink="http://schemas.microsoft.com/office/drawing/2016/ink" xmlns:am3d="http://schemas.microsoft.com/office/drawing/2017/model3d" xmlns:o="urn:schemas-microsoft-com:office:office" xmlns:oel="http://schemas.microsoft.com/office/2019/extlst" xmlns:r="http://schemas.openxmlformats.org/officeDocument/2006/relationships" xmlns:m="http://schemas.openxmlformats.org/officeDocument/2006/math" xmlns:v="urn:schemas-microsoft-com:vml" xmlns:wp14="http://schemas.microsoft.com/office/word/2010/wordprocessingDrawing" xmlns:wp="http://schemas.openxmlformats.org/drawingml/2006/wordprocessingDrawing" xmlns:w10="urn:schemas-microsoft-com:office:word" xmlns:w="http://schemas.openxmlformats.org/wordprocessingml/2006/main" xmlns:w14="http://schemas.microsoft.com/office/word/2010/wordml" xmlns:w15="http://schemas.microsoft.com/office/word/2012/wordml" xmlns:w16cex="http://schemas.microsoft.com/office/word/2018/wordml/cex" xmlns:w16cid="http://schemas.microsoft.com/office/word/2016/wordml/cid" xmlns:w16="http://schemas.microsoft.com/office/word/2018/wordml" xmlns:w16sdtdh="http://schemas.microsoft.com/office/word/2020/wordml/sdtdatahash" xmlns:w16se="http://schemas.microsoft.com/office/word/2015/wordml/symex" xmlns:wpg="http://schemas.microsoft.com/office/word/2010/wordprocessingGroup" xmlns:wpi="http://schemas.microsoft.com/office/word/2010/wordprocessingInk" xmlns:wne="http://schemas.microsoft.com/office/word/2006/wordml" xmlns:wps="http://schemas.microsoft.com/office/word/2010/wordprocessingShape" mc:Ignorable="w14 w15 w16se w16cid w16 w16cex w16sdtdh wp14">
+  <w:sdt>
+    <w:sdtPr>
+      <w:id w:val="-373699764"/>
+      <w:docPartObj>
+        <w:docPartGallery w:val="Page Numbers (Bottom of Page)"/>
+        <w:docPartUnique/>
+      </w:docPartObj>
+    </w:sdtPr>
+    <w:sdtContent>
+      <w:p>
+        <w:pPr>
+          <w:pStyle w:val="a8"/>
+          <w:jc w:val="center"/>
+        </w:pPr>
+        <w:r>
+          <w:fldChar w:fldCharType="begin"/>
+        </w:r>
+        <w:r>
+          <w:instrText>PAGE   \* MERGEFORMAT</w:instrText>
+        </w:r>
+        <w:r>
+          <w:fldChar w:fldCharType="separate"/>
+        </w:r>
+        <w:r>
+          <w:t>2</w:t>
+        </w:r>
+        <w:r>
+          <w:fldChar w:fldCharType="end"/>
+        </w:r>
+      </w:p>
+    </w:sdtContent>
+  </w:sdt>
   <w:p>
     <w:pPr>
       <w:pStyle w:val="a3"/>
@@ -1924,148 +2161,6 @@
         <w:sz w:val="20"/>
       </w:rPr>
     </w:pPr>
-    <w:r>
-      <w:rPr>
-        <w:noProof/>
-        <w:sz w:val="20"/>
-      </w:rPr>
-      <mc:AlternateContent>
-        <mc:Choice Requires="wps">
-          <w:drawing>
-            <wp:anchor distT="0" distB="0" distL="0" distR="0" simplePos="0" relativeHeight="486762496" behindDoc="1" locked="0" layoutInCell="1" allowOverlap="1" wp14:anchorId="47B56B5B" wp14:editId="15E46D95">
-              <wp:simplePos x="0" y="0"/>
-              <wp:positionH relativeFrom="page">
-                <wp:posOffset>6895845</wp:posOffset>
-              </wp:positionH>
-              <wp:positionV relativeFrom="page">
-                <wp:posOffset>9830114</wp:posOffset>
-              </wp:positionV>
-              <wp:extent cx="178435" cy="222885"/>
-              <wp:effectExtent l="0" t="0" r="0" b="0"/>
-              <wp:wrapNone/>
-              <wp:docPr id="1" name="Textbox 1"/>
-              <wp:cNvGraphicFramePr>
-                <a:graphicFrameLocks xmlns:a="http://schemas.openxmlformats.org/drawingml/2006/main"/>
-              </wp:cNvGraphicFramePr>
-              <a:graphic xmlns:a="http://schemas.openxmlformats.org/drawingml/2006/main">
-                <a:graphicData uri="http://schemas.microsoft.com/office/word/2010/wordprocessingShape">
-                  <wps:wsp>
-                    <wps:cNvSpPr txBox="1">
-                      <a:spLocks/>
-                    </wps:cNvSpPr>
-                    <wps:spPr>
-                      <a:xfrm>
-                        <a:off x="0" y="0"/>
-                        <a:ext cx="178435" cy="222885"/>
-                      </a:xfrm>
-                      <a:prstGeom prst="rect">
-                        <a:avLst/>
-                      </a:prstGeom>
-                    </wps:spPr>
-                    <wps:txbx>
-                      <w:txbxContent>
-                        <w:p>
-                          <w:pPr>
-                            <w:pStyle w:val="a3"/>
-                            <w:spacing w:before="9"/>
-                            <w:ind w:left="60"/>
-                          </w:pPr>
-                          <w:r>
-                            <w:rPr>
-                              <w:spacing w:val="-10"/>
-                            </w:rPr>
-                            <w:fldChar w:fldCharType="begin"/>
-                          </w:r>
-                          <w:r>
-                            <w:rPr>
-                              <w:spacing w:val="-10"/>
-                            </w:rPr>
-                            <w:instrText xml:space="preserve"> PAGE </w:instrText>
-                          </w:r>
-                          <w:r>
-                            <w:rPr>
-                              <w:spacing w:val="-10"/>
-                            </w:rPr>
-                            <w:fldChar w:fldCharType="separate"/>
-                          </w:r>
-                          <w:r>
-                            <w:rPr>
-                              <w:spacing w:val="-10"/>
-                            </w:rPr>
-                            <w:t>2</w:t>
-                          </w:r>
-                          <w:r>
-                            <w:rPr>
-                              <w:spacing w:val="-10"/>
-                            </w:rPr>
-                            <w:fldChar w:fldCharType="end"/>
-                          </w:r>
-                        </w:p>
-                      </w:txbxContent>
-                    </wps:txbx>
-                    <wps:bodyPr wrap="square" lIns="0" tIns="0" rIns="0" bIns="0" rtlCol="0">
-                      <a:noAutofit/>
-                    </wps:bodyPr>
-                  </wps:wsp>
-                </a:graphicData>
-              </a:graphic>
-            </wp:anchor>
-          </w:drawing>
-        </mc:Choice>
-        <mc:Fallback>
-          <w:pict>
-            <v:shapetype w14:anchorId="47B56B5B" id="_x0000_t202" coordsize="21600,21600" o:spt="202" path="m,l,21600r21600,l21600,xe">
-              <v:stroke joinstyle="miter"/>
-              <v:path gradientshapeok="t" o:connecttype="rect"/>
-            </v:shapetype>
-            <v:shape id="Textbox 1" o:spid="_x0000_s1026" type="#_x0000_t202" style="position:absolute;margin-left:543pt;margin-top:774pt;width:14.05pt;height:17.55pt;z-index:-16553984;visibility:visible;mso-wrap-style:square;mso-wrap-distance-left:0;mso-wrap-distance-top:0;mso-wrap-distance-right:0;mso-wrap-distance-bottom:0;mso-position-horizontal:absolute;mso-position-horizontal-relative:page;mso-position-vertical:absolute;mso-position-vertical-relative:page;v-text-anchor:top" o:gfxdata="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" filled="f" stroked="f">
-              <v:textbox inset="0,0,0,0">
-                <w:txbxContent>
-                  <w:p>
-                    <w:pPr>
-                      <w:pStyle w:val="a3"/>
-                      <w:spacing w:before="9"/>
-                      <w:ind w:left="60"/>
-                    </w:pPr>
-                    <w:r>
-                      <w:rPr>
-                        <w:spacing w:val="-10"/>
-                      </w:rPr>
-                      <w:fldChar w:fldCharType="begin"/>
-                    </w:r>
-                    <w:r>
-                      <w:rPr>
-                        <w:spacing w:val="-10"/>
-                      </w:rPr>
-                      <w:instrText xml:space="preserve"> PAGE </w:instrText>
-                    </w:r>
-                    <w:r>
-                      <w:rPr>
-                        <w:spacing w:val="-10"/>
-                      </w:rPr>
-                      <w:fldChar w:fldCharType="separate"/>
-                    </w:r>
-                    <w:r>
-                      <w:rPr>
-                        <w:spacing w:val="-10"/>
-                      </w:rPr>
-                      <w:t>2</w:t>
-                    </w:r>
-                    <w:r>
-                      <w:rPr>
-                        <w:spacing w:val="-10"/>
-                      </w:rPr>
-                      <w:fldChar w:fldCharType="end"/>
-                    </w:r>
-                  </w:p>
-                </w:txbxContent>
-              </v:textbox>
-              <w10:wrap anchorx="page" anchory="page"/>
-            </v:shape>
-          </w:pict>
-        </mc:Fallback>
-      </mc:AlternateContent>
-    </w:r>
   </w:p>
 </w:ftr>
 </file>
@@ -3367,6 +3462,7 @@
   <w:style w:type="paragraph" w:styleId="a3">
     <w:name w:val="Body Text"/>
     <w:basedOn w:val="a"/>
+    <w:link w:val="a4"/>
     <w:uiPriority w:val="1"/>
     <w:qFormat/>
     <w:rPr>
@@ -3374,7 +3470,7 @@
       <w:szCs w:val="28"/>
     </w:rPr>
   </w:style>
-  <w:style w:type="paragraph" w:styleId="a4">
+  <w:style w:type="paragraph" w:styleId="a5">
     <w:name w:val="List Paragraph"/>
     <w:basedOn w:val="a"/>
     <w:uiPriority w:val="1"/>
@@ -3392,6 +3488,69 @@
     <w:qFormat/>
     <w:rPr>
       <w:rFonts w:ascii="Calibri" w:eastAsia="Calibri" w:hAnsi="Calibri" w:cs="Calibri"/>
+    </w:rPr>
+  </w:style>
+  <w:style w:type="character" w:customStyle="1" w:styleId="a4">
+    <w:name w:val="Основной текст Знак"/>
+    <w:basedOn w:val="a0"/>
+    <w:link w:val="a3"/>
+    <w:uiPriority w:val="1"/>
+    <w:rsid w:val="00EE78CF"/>
+    <w:rPr>
+      <w:rFonts w:ascii="Times New Roman" w:eastAsia="Times New Roman" w:hAnsi="Times New Roman" w:cs="Times New Roman"/>
+      <w:sz w:val="28"/>
+      <w:szCs w:val="28"/>
+      <w:lang w:val="ru-RU"/>
+    </w:rPr>
+  </w:style>
+  <w:style w:type="paragraph" w:styleId="a6">
+    <w:name w:val="header"/>
+    <w:basedOn w:val="a"/>
+    <w:link w:val="a7"/>
+    <w:uiPriority w:val="99"/>
+    <w:unhideWhenUsed/>
+    <w:rsid w:val="004332AA"/>
+    <w:pPr>
+      <w:tabs>
+        <w:tab w:val="center" w:pos="4677"/>
+        <w:tab w:val="right" w:pos="9355"/>
+      </w:tabs>
+    </w:pPr>
+  </w:style>
+  <w:style w:type="character" w:customStyle="1" w:styleId="a7">
+    <w:name w:val="Верхний колонтитул Знак"/>
+    <w:basedOn w:val="a0"/>
+    <w:link w:val="a6"/>
+    <w:uiPriority w:val="99"/>
+    <w:rsid w:val="004332AA"/>
+    <w:rPr>
+      <w:rFonts w:ascii="Times New Roman" w:eastAsia="Times New Roman" w:hAnsi="Times New Roman" w:cs="Times New Roman"/>
+      <w:lang w:val="ru-RU"/>
+    </w:rPr>
+  </w:style>
+  <w:style w:type="paragraph" w:styleId="a8">
+    <w:name w:val="footer"/>
+    <w:basedOn w:val="a"/>
+    <w:link w:val="a9"/>
+    <w:uiPriority w:val="99"/>
+    <w:unhideWhenUsed/>
+    <w:rsid w:val="004332AA"/>
+    <w:pPr>
+      <w:tabs>
+        <w:tab w:val="center" w:pos="4677"/>
+        <w:tab w:val="right" w:pos="9355"/>
+      </w:tabs>
+    </w:pPr>
+  </w:style>
+  <w:style w:type="character" w:customStyle="1" w:styleId="a9">
+    <w:name w:val="Нижний колонтитул Знак"/>
+    <w:basedOn w:val="a0"/>
+    <w:link w:val="a8"/>
+    <w:uiPriority w:val="99"/>
+    <w:rsid w:val="004332AA"/>
+    <w:rPr>
+      <w:rFonts w:ascii="Times New Roman" w:eastAsia="Times New Roman" w:hAnsi="Times New Roman" w:cs="Times New Roman"/>
+      <w:lang w:val="ru-RU"/>
     </w:rPr>
   </w:style>
 </w:styles>
